--- a/doc/1-223401010135-李芾葳&223401010122-秦炜沣-结对计划与执行日志.docx
+++ b/doc/1-223401010135-李芾葳&223401010122-秦炜沣-结对计划与执行日志.docx
@@ -46,6 +46,23 @@
           <w:szCs w:val="24"/>
         </w:rPr>
         <w:t xml:space="preserve"/>
+      </w:r>
+    </w:p>
+    <w:p>
+      <w:pPr>
+        <w:spacing w:after="60" w:before="60"/>
+        <w:jc w:val="left"/>
+      </w:pPr>
+      <w:r>
+        <w:rPr>
+          <w:rFonts w:ascii="黑体" w:cs="黑体" w:eastAsia="黑体" w:hAnsi="黑体"/>
+          <w:b/>
+          <w:bCs/>
+          <w:color w:val="CC0000"/>
+          <w:sz w:val="22"/>
+          <w:szCs w:val="22"/>
+        </w:rPr>
+        <w:t xml:space="preserve">[截图点] 此处截图：GitHub仓库首页 https://github.com/lilili-stuio/campus-activity-system</w:t>
       </w:r>
     </w:p>
     <w:p>
@@ -1620,6 +1637,40 @@
           <w:szCs w:val="28"/>
         </w:rPr>
         <w:t xml:space="preserve">四、角色互换执行日志</w:t>
+      </w:r>
+    </w:p>
+    <w:p>
+      <w:pPr>
+        <w:spacing w:after="60" w:before="60"/>
+        <w:jc w:val="left"/>
+      </w:pPr>
+      <w:r>
+        <w:rPr>
+          <w:rFonts w:ascii="黑体" w:cs="黑体" w:eastAsia="黑体" w:hAnsi="黑体"/>
+          <w:b/>
+          <w:bCs/>
+          <w:color w:val="CC0000"/>
+          <w:sz w:val="22"/>
+          <w:szCs w:val="22"/>
+        </w:rPr>
+        <w:t xml:space="preserve">[截图点] 此处截图：Git Commit History - 命令 'git log --graph --oneline --all' 的输出</w:t>
+      </w:r>
+    </w:p>
+    <w:p>
+      <w:pPr>
+        <w:spacing w:after="60" w:before="60"/>
+        <w:jc w:val="left"/>
+      </w:pPr>
+      <w:r>
+        <w:rPr>
+          <w:rFonts w:ascii="黑体" w:cs="黑体" w:eastAsia="黑体" w:hAnsi="黑体"/>
+          <w:b/>
+          <w:bCs/>
+          <w:color w:val="CC0000"/>
+          <w:sz w:val="22"/>
+          <w:szCs w:val="22"/>
+        </w:rPr>
+        <w:t xml:space="preserve">[截图点] 此处截图：GitHub Insights → Contributors 页面，展示两人提交统计</w:t>
       </w:r>
     </w:p>
     <w:p>
